--- a/docs/questions/qs-introtodifferentiation.docx
+++ b/docs/questions/qs-introtodifferentiation.docx
@@ -52,7 +52,7 @@
         </w:rPr>
         <w:t xml:space="preserve"> </w:t>
       </w:r>
-      <w:hyperlink r:id="rId20">
+      <w:hyperlink r:id="rId9">
         <w:r>
           <w:rPr>
             <w:rStyle w:val="Hyperlink"/>
@@ -93,19 +93,21 @@
             </m:rPr>
             <m:t>cosh</m:t>
           </m:r>
-          <m:d>
-            <m:dPr>
-              <m:begChr m:val="("/>
-              <m:sepChr m:val=""/>
-              <m:endChr m:val=")"/>
-              <m:grow/>
-            </m:dPr>
-            <m:e>
-              <m:r>
-                <m:t>x</m:t>
-              </m:r>
-            </m:e>
-          </m:d>
+          <m:r>
+            <m:rPr>
+              <m:sty m:val="p"/>
+            </m:rPr>
+            <m:t>(</m:t>
+          </m:r>
+          <m:r>
+            <m:t>x</m:t>
+          </m:r>
+          <m:r>
+            <m:rPr>
+              <m:sty m:val="p"/>
+            </m:rPr>
+            <m:t>)</m:t>
+          </m:r>
           <m:r>
             <m:rPr>
               <m:sty m:val="p"/>
@@ -166,8 +168,8 @@
           <m:r>
             <m:rPr>
               <m:nor/>
+              <m:scr m:val="sans-serif"/>
               <m:sty m:val="p"/>
-              <m:scr m:val="sans-serif"/>
             </m:rPr>
             <m:t> and </m:t>
           </m:r>
@@ -180,19 +182,21 @@
             </m:rPr>
             <m:t>sinh</m:t>
           </m:r>
-          <m:d>
-            <m:dPr>
-              <m:begChr m:val="("/>
-              <m:sepChr m:val=""/>
-              <m:endChr m:val=")"/>
-              <m:grow/>
-            </m:dPr>
-            <m:e>
-              <m:r>
-                <m:t>x</m:t>
-              </m:r>
-            </m:e>
-          </m:d>
+          <m:r>
+            <m:rPr>
+              <m:sty m:val="p"/>
+            </m:rPr>
+            <m:t>(</m:t>
+          </m:r>
+          <m:r>
+            <m:t>x</m:t>
+          </m:r>
+          <m:r>
+            <m:rPr>
+              <m:sty m:val="p"/>
+            </m:rPr>
+            <m:t>)</m:t>
+          </m:r>
           <m:r>
             <m:rPr>
               <m:sty m:val="p"/>
@@ -281,7 +285,7 @@
       <w:r>
         <w:t xml:space="preserve"> </w:t>
       </w:r>
-      <w:hyperlink r:id="rId20">
+      <w:hyperlink r:id="rId9">
         <w:r>
           <w:rPr>
             <w:rStyle w:val="Hyperlink"/>
@@ -426,19 +430,21 @@
           </m:rPr>
           <m:t>sin</m:t>
         </m:r>
-        <m:d>
-          <m:dPr>
-            <m:begChr m:val="("/>
-            <m:sepChr m:val=""/>
-            <m:endChr m:val=")"/>
-            <m:grow/>
-          </m:dPr>
-          <m:e>
-            <m:r>
-              <m:t>x</m:t>
-            </m:r>
-          </m:e>
-        </m:d>
+        <m:r>
+          <m:rPr>
+            <m:sty m:val="p"/>
+          </m:rPr>
+          <m:t>(</m:t>
+        </m:r>
+        <m:r>
+          <m:t>x</m:t>
+        </m:r>
+        <m:r>
+          <m:rPr>
+            <m:sty m:val="p"/>
+          </m:rPr>
+          <m:t>)</m:t>
+        </m:r>
       </m:oMath>
     </w:p>
     <w:p>
@@ -461,19 +467,21 @@
           </m:rPr>
           <m:t>cos</m:t>
         </m:r>
-        <m:d>
-          <m:dPr>
-            <m:begChr m:val="("/>
-            <m:sepChr m:val=""/>
-            <m:endChr m:val=")"/>
-            <m:grow/>
-          </m:dPr>
-          <m:e>
-            <m:r>
-              <m:t>x</m:t>
-            </m:r>
-          </m:e>
-        </m:d>
+        <m:r>
+          <m:rPr>
+            <m:sty m:val="p"/>
+          </m:rPr>
+          <m:t>(</m:t>
+        </m:r>
+        <m:r>
+          <m:t>x</m:t>
+        </m:r>
+        <m:r>
+          <m:rPr>
+            <m:sty m:val="p"/>
+          </m:rPr>
+          <m:t>)</m:t>
+        </m:r>
         <m:r>
           <m:rPr>
             <m:sty m:val="p"/>
@@ -538,22 +546,24 @@
           </m:rPr>
           <m:t>ln</m:t>
         </m:r>
-        <m:d>
-          <m:dPr>
-            <m:begChr m:val="("/>
-            <m:sepChr m:val=""/>
-            <m:endChr m:val=")"/>
-            <m:grow/>
-          </m:dPr>
-          <m:e>
-            <m:r>
-              <m:t>2</m:t>
-            </m:r>
-            <m:r>
-              <m:t>x</m:t>
-            </m:r>
-          </m:e>
-        </m:d>
+        <m:r>
+          <m:rPr>
+            <m:sty m:val="p"/>
+          </m:rPr>
+          <m:t>(</m:t>
+        </m:r>
+        <m:r>
+          <m:t>2</m:t>
+        </m:r>
+        <m:r>
+          <m:t>x</m:t>
+        </m:r>
+        <m:r>
+          <m:rPr>
+            <m:sty m:val="p"/>
+          </m:rPr>
+          <m:t>)</m:t>
+        </m:r>
         <m:r>
           <m:rPr>
             <m:sty m:val="p"/>
@@ -594,22 +604,24 @@
           </m:rPr>
           <m:t>ln</m:t>
         </m:r>
-        <m:d>
-          <m:dPr>
-            <m:begChr m:val="("/>
-            <m:sepChr m:val=""/>
-            <m:endChr m:val=")"/>
-            <m:grow/>
-          </m:dPr>
-          <m:e>
-            <m:r>
-              <m:t>5</m:t>
-            </m:r>
-            <m:r>
-              <m:t>x</m:t>
-            </m:r>
-          </m:e>
-        </m:d>
+        <m:r>
+          <m:rPr>
+            <m:sty m:val="p"/>
+          </m:rPr>
+          <m:t>(</m:t>
+        </m:r>
+        <m:r>
+          <m:t>5</m:t>
+        </m:r>
+        <m:r>
+          <m:t>x</m:t>
+        </m:r>
+        <m:r>
+          <m:rPr>
+            <m:sty m:val="p"/>
+          </m:rPr>
+          <m:t>)</m:t>
+        </m:r>
       </m:oMath>
     </w:p>
     <w:p>
@@ -728,22 +740,24 @@
           </m:rPr>
           <m:t>sinh</m:t>
         </m:r>
-        <m:d>
-          <m:dPr>
-            <m:begChr m:val="("/>
-            <m:sepChr m:val=""/>
-            <m:endChr m:val=")"/>
-            <m:grow/>
-          </m:dPr>
-          <m:e>
-            <m:r>
-              <m:t>5</m:t>
-            </m:r>
-            <m:r>
-              <m:t>x</m:t>
-            </m:r>
-          </m:e>
-        </m:d>
+        <m:r>
+          <m:rPr>
+            <m:sty m:val="p"/>
+          </m:rPr>
+          <m:t>(</m:t>
+        </m:r>
+        <m:r>
+          <m:t>5</m:t>
+        </m:r>
+        <m:r>
+          <m:t>x</m:t>
+        </m:r>
+        <m:r>
+          <m:rPr>
+            <m:sty m:val="p"/>
+          </m:rPr>
+          <m:t>)</m:t>
+        </m:r>
       </m:oMath>
     </w:p>
     <w:p>
@@ -766,22 +780,24 @@
           </m:rPr>
           <m:t>cos</m:t>
         </m:r>
-        <m:d>
-          <m:dPr>
-            <m:begChr m:val="("/>
-            <m:sepChr m:val=""/>
-            <m:endChr m:val=")"/>
-            <m:grow/>
-          </m:dPr>
-          <m:e>
-            <m:r>
-              <m:t>3</m:t>
-            </m:r>
-            <m:r>
-              <m:t>x</m:t>
-            </m:r>
-          </m:e>
-        </m:d>
+        <m:r>
+          <m:rPr>
+            <m:sty m:val="p"/>
+          </m:rPr>
+          <m:t>(</m:t>
+        </m:r>
+        <m:r>
+          <m:t>3</m:t>
+        </m:r>
+        <m:r>
+          <m:t>x</m:t>
+        </m:r>
+        <m:r>
+          <m:rPr>
+            <m:sty m:val="p"/>
+          </m:rPr>
+          <m:t>)</m:t>
+        </m:r>
         <m:r>
           <m:rPr>
             <m:sty m:val="p"/>
@@ -794,22 +810,24 @@
           </m:rPr>
           <m:t>sin</m:t>
         </m:r>
-        <m:d>
-          <m:dPr>
-            <m:begChr m:val="("/>
-            <m:sepChr m:val=""/>
-            <m:endChr m:val=")"/>
-            <m:grow/>
-          </m:dPr>
-          <m:e>
-            <m:r>
-              <m:t>2</m:t>
-            </m:r>
-            <m:r>
-              <m:t>x</m:t>
-            </m:r>
-          </m:e>
-        </m:d>
+        <m:r>
+          <m:rPr>
+            <m:sty m:val="p"/>
+          </m:rPr>
+          <m:t>(</m:t>
+        </m:r>
+        <m:r>
+          <m:t>2</m:t>
+        </m:r>
+        <m:r>
+          <m:t>x</m:t>
+        </m:r>
+        <m:r>
+          <m:rPr>
+            <m:sty m:val="p"/>
+          </m:rPr>
+          <m:t>)</m:t>
+        </m:r>
       </m:oMath>
     </w:p>
     <w:p>
@@ -832,19 +850,21 @@
           </m:rPr>
           <m:t>ln</m:t>
         </m:r>
-        <m:d>
-          <m:dPr>
-            <m:begChr m:val="("/>
-            <m:sepChr m:val=""/>
-            <m:endChr m:val=")"/>
-            <m:grow/>
-          </m:dPr>
-          <m:e>
-            <m:r>
-              <m:t>x</m:t>
-            </m:r>
-          </m:e>
-        </m:d>
+        <m:r>
+          <m:rPr>
+            <m:sty m:val="p"/>
+          </m:rPr>
+          <m:t>(</m:t>
+        </m:r>
+        <m:r>
+          <m:t>x</m:t>
+        </m:r>
+        <m:r>
+          <m:rPr>
+            <m:sty m:val="p"/>
+          </m:rPr>
+          <m:t>)</m:t>
+        </m:r>
         <m:r>
           <m:rPr>
             <m:sty m:val="p"/>
@@ -857,19 +877,21 @@
           </m:rPr>
           <m:t>cos</m:t>
         </m:r>
-        <m:d>
-          <m:dPr>
-            <m:begChr m:val="("/>
-            <m:sepChr m:val=""/>
-            <m:endChr m:val=")"/>
-            <m:grow/>
-          </m:dPr>
-          <m:e>
-            <m:r>
-              <m:t>x</m:t>
-            </m:r>
-          </m:e>
-        </m:d>
+        <m:r>
+          <m:rPr>
+            <m:sty m:val="p"/>
+          </m:rPr>
+          <m:t>(</m:t>
+        </m:r>
+        <m:r>
+          <m:t>x</m:t>
+        </m:r>
+        <m:r>
+          <m:rPr>
+            <m:sty m:val="p"/>
+          </m:rPr>
+          <m:t>)</m:t>
+        </m:r>
         <m:r>
           <m:rPr>
             <m:sty m:val="p"/>
@@ -919,19 +941,21 @@
           </m:rPr>
           <m:t>sinh</m:t>
         </m:r>
-        <m:d>
-          <m:dPr>
-            <m:begChr m:val="("/>
-            <m:sepChr m:val=""/>
-            <m:endChr m:val=")"/>
-            <m:grow/>
-          </m:dPr>
-          <m:e>
-            <m:r>
-              <m:t>x</m:t>
-            </m:r>
-          </m:e>
-        </m:d>
+        <m:r>
+          <m:rPr>
+            <m:sty m:val="p"/>
+          </m:rPr>
+          <m:t>(</m:t>
+        </m:r>
+        <m:r>
+          <m:t>x</m:t>
+        </m:r>
+        <m:r>
+          <m:rPr>
+            <m:sty m:val="p"/>
+          </m:rPr>
+          <m:t>)</m:t>
+        </m:r>
         <m:r>
           <m:rPr>
             <m:sty m:val="p"/>
@@ -959,19 +983,21 @@
           </m:rPr>
           <m:t>cosh</m:t>
         </m:r>
-        <m:d>
-          <m:dPr>
-            <m:begChr m:val="("/>
-            <m:sepChr m:val=""/>
-            <m:endChr m:val=")"/>
-            <m:grow/>
-          </m:dPr>
-          <m:e>
-            <m:r>
-              <m:t>x</m:t>
-            </m:r>
-          </m:e>
-        </m:d>
+        <m:r>
+          <m:rPr>
+            <m:sty m:val="p"/>
+          </m:rPr>
+          <m:t>(</m:t>
+        </m:r>
+        <m:r>
+          <m:t>x</m:t>
+        </m:r>
+        <m:r>
+          <m:rPr>
+            <m:sty m:val="p"/>
+          </m:rPr>
+          <m:t>)</m:t>
+        </m:r>
       </m:oMath>
     </w:p>
     <w:p>
@@ -1052,19 +1078,21 @@
           </m:rPr>
           <m:t>ln</m:t>
         </m:r>
-        <m:d>
-          <m:dPr>
-            <m:begChr m:val="("/>
-            <m:sepChr m:val=""/>
-            <m:endChr m:val=")"/>
-            <m:grow/>
-          </m:dPr>
-          <m:e>
-            <m:r>
-              <m:t>x</m:t>
-            </m:r>
-          </m:e>
-        </m:d>
+        <m:r>
+          <m:rPr>
+            <m:sty m:val="p"/>
+          </m:rPr>
+          <m:t>(</m:t>
+        </m:r>
+        <m:r>
+          <m:t>x</m:t>
+        </m:r>
+        <m:r>
+          <m:rPr>
+            <m:sty m:val="p"/>
+          </m:rPr>
+          <m:t>)</m:t>
+        </m:r>
         <m:r>
           <m:rPr>
             <m:sty m:val="p"/>
@@ -1105,22 +1133,24 @@
           </m:rPr>
           <m:t>ln</m:t>
         </m:r>
-        <m:d>
-          <m:dPr>
-            <m:begChr m:val="("/>
-            <m:sepChr m:val=""/>
-            <m:endChr m:val=")"/>
-            <m:grow/>
-          </m:dPr>
-          <m:e>
-            <m:r>
-              <m:t>5</m:t>
-            </m:r>
-            <m:r>
-              <m:t>x</m:t>
-            </m:r>
-          </m:e>
-        </m:d>
+        <m:r>
+          <m:rPr>
+            <m:sty m:val="p"/>
+          </m:rPr>
+          <m:t>(</m:t>
+        </m:r>
+        <m:r>
+          <m:t>5</m:t>
+        </m:r>
+        <m:r>
+          <m:t>x</m:t>
+        </m:r>
+        <m:r>
+          <m:rPr>
+            <m:sty m:val="p"/>
+          </m:rPr>
+          <m:t>)</m:t>
+        </m:r>
         <m:r>
           <m:rPr>
             <m:sty m:val="p"/>
@@ -1133,19 +1163,21 @@
           </m:rPr>
           <m:t>ln</m:t>
         </m:r>
-        <m:d>
-          <m:dPr>
-            <m:begChr m:val="("/>
-            <m:sepChr m:val=""/>
-            <m:endChr m:val=")"/>
-            <m:grow/>
-          </m:dPr>
-          <m:e>
-            <m:r>
-              <m:t>x</m:t>
-            </m:r>
-          </m:e>
-        </m:d>
+        <m:r>
+          <m:rPr>
+            <m:sty m:val="p"/>
+          </m:rPr>
+          <m:t>(</m:t>
+        </m:r>
+        <m:r>
+          <m:t>x</m:t>
+        </m:r>
+        <m:r>
+          <m:rPr>
+            <m:sty m:val="p"/>
+          </m:rPr>
+          <m:t>)</m:t>
+        </m:r>
       </m:oMath>
     </w:p>
     <w:p>
@@ -1168,19 +1200,21 @@
           </m:rPr>
           <m:t>cosh</m:t>
         </m:r>
-        <m:d>
-          <m:dPr>
-            <m:begChr m:val="("/>
-            <m:sepChr m:val=""/>
-            <m:endChr m:val=")"/>
-            <m:grow/>
-          </m:dPr>
-          <m:e>
-            <m:r>
-              <m:t>x</m:t>
-            </m:r>
-          </m:e>
-        </m:d>
+        <m:r>
+          <m:rPr>
+            <m:sty m:val="p"/>
+          </m:rPr>
+          <m:t>(</m:t>
+        </m:r>
+        <m:r>
+          <m:t>x</m:t>
+        </m:r>
+        <m:r>
+          <m:rPr>
+            <m:sty m:val="p"/>
+          </m:rPr>
+          <m:t>)</m:t>
+        </m:r>
         <m:r>
           <m:rPr>
             <m:sty m:val="p"/>
@@ -1314,7 +1348,7 @@
       <w:pPr>
         <w:pStyle w:val="FirstParagraph"/>
       </w:pPr>
-      <w:hyperlink r:id="rId21">
+      <w:hyperlink r:id="rId10">
         <w:r>
           <w:rPr>
             <w:rStyle w:val="Hyperlink"/>
@@ -1330,7 +1364,7 @@
         </w:pict>
       </w:r>
     </w:p>
-    <w:bookmarkStart w:id="23" w:name="version-history-and-licensing"/>
+    <w:bookmarkStart w:id="12" w:name="version-history-and-licensing"/>
     <w:p>
       <w:pPr>
         <w:pStyle w:val="Heading2"/>
@@ -1351,7 +1385,7 @@
       <w:pPr>
         <w:pStyle w:val="BodyText"/>
       </w:pPr>
-      <w:hyperlink r:id="rId22">
+      <w:hyperlink r:id="rId11">
         <w:r>
           <w:rPr>
             <w:rStyle w:val="Hyperlink"/>
@@ -1360,7 +1394,7 @@
         </w:r>
       </w:hyperlink>
     </w:p>
-    <w:bookmarkEnd w:id="23"/>
+    <w:bookmarkEnd w:id="12"/>
     <w:sectPr>
       <w:pgSz w:h="15840" w:w="12240"/>
       <w:pgMar w:bottom="1440" w:footer="720" w:gutter="0" w:header="720" w:left="1440" w:right="1440" w:top="1440"/>
